--- a/FSD MERN - Developing a Reliable Back-end with Node and Express MAY 2026 batch 1/FSD MERN - Developing a Reliable Back-end with Node and Express  - Day 8 07-06 -2026.docx
+++ b/FSD MERN - Developing a Reliable Back-end with Node and Express MAY 2026 batch 1/FSD MERN - Developing a Reliable Back-end with Node and Express  - Day 8 07-06 -2026.docx
@@ -414,15 +414,29 @@
         <w:rPr>
           <w:lang w:val="en-US"/>
         </w:rPr>
-        <w:t xml:space="preserve">We use </w:t>
+        <w:t>We use</w:t>
+      </w:r>
+      <w:r>
+        <w:rPr>
+          <w:lang w:val="en-US"/>
+        </w:rPr>
+        <w:t xml:space="preserve"> </w:t>
       </w:r>
       <w:proofErr w:type="spellStart"/>
       <w:proofErr w:type="gramStart"/>
       <w:r>
         <w:rPr>
-          <w:lang w:val="en-US"/>
-        </w:rPr>
-        <w:t>exports.module</w:t>
+          <w:highlight w:val="yellow"/>
+          <w:lang w:val="en-US"/>
+        </w:rPr>
+        <w:t>module</w:t>
+      </w:r>
+      <w:r>
+        <w:rPr>
+          <w:highlight w:val="yellow"/>
+          <w:lang w:val="en-US"/>
+        </w:rPr>
+        <w:t>.exports</w:t>
       </w:r>
       <w:proofErr w:type="spellEnd"/>
       <w:proofErr w:type="gramEnd"/>
@@ -430,7 +444,20 @@
         <w:rPr>
           <w:lang w:val="en-US"/>
         </w:rPr>
-        <w:t xml:space="preserve"> and require function </w:t>
+        <w:t xml:space="preserve"> </w:t>
+      </w:r>
+      <w:r>
+        <w:rPr>
+          <w:highlight w:val="yellow"/>
+          <w:lang w:val="en-US"/>
+        </w:rPr>
+        <w:t>and require function</w:t>
+      </w:r>
+      <w:r>
+        <w:rPr>
+          <w:lang w:val="en-US"/>
+        </w:rPr>
+        <w:t xml:space="preserve"> </w:t>
       </w:r>
     </w:p>
     <w:p>
@@ -500,6 +527,69 @@
         </w:rPr>
         <w:t xml:space="preserve"> -y</w:t>
       </w:r>
+    </w:p>
+    <w:p>
+      <w:pPr>
+        <w:rPr>
+          <w:lang w:val="en-US"/>
+        </w:rPr>
+      </w:pPr>
+      <w:r>
+        <w:rPr>
+          <w:lang w:val="en-US"/>
+        </w:rPr>
+        <w:tab/>
+        <w:t xml:space="preserve">in </w:t>
+      </w:r>
+      <w:proofErr w:type="spellStart"/>
+      <w:r>
+        <w:rPr>
+          <w:lang w:val="en-US"/>
+        </w:rPr>
+        <w:t>package.json</w:t>
+      </w:r>
+      <w:proofErr w:type="spellEnd"/>
+      <w:r>
+        <w:rPr>
+          <w:lang w:val="en-US"/>
+        </w:rPr>
+        <w:t xml:space="preserve"> file </w:t>
+      </w:r>
+    </w:p>
+    <w:p>
+      <w:r>
+        <w:rPr>
+          <w:lang w:val="en-US"/>
+        </w:rPr>
+        <w:tab/>
+      </w:r>
+      <w:r>
+        <w:rPr>
+          <w:highlight w:val="yellow"/>
+        </w:rPr>
+        <w:t>"type": "</w:t>
+      </w:r>
+      <w:proofErr w:type="spellStart"/>
+      <w:r>
+        <w:rPr>
+          <w:highlight w:val="yellow"/>
+        </w:rPr>
+        <w:t>commonjs</w:t>
+      </w:r>
+      <w:proofErr w:type="spellEnd"/>
+      <w:r>
+        <w:rPr>
+          <w:highlight w:val="yellow"/>
+        </w:rPr>
+        <w:t>"</w:t>
+      </w:r>
+    </w:p>
+    <w:p>
+      <w:pPr>
+        <w:rPr>
+          <w:lang w:val="en-US"/>
+        </w:rPr>
+      </w:pPr>
     </w:p>
     <w:p>
       <w:pPr>
@@ -543,43 +633,187 @@
         <w:pStyle w:val="ListParagraph"/>
         <w:ind w:left="1440"/>
         <w:rPr>
-          <w:lang w:val="en-US"/>
-        </w:rPr>
-      </w:pPr>
-      <w:r>
-        <w:rPr>
-          <w:lang w:val="en-US"/>
-        </w:rPr>
-        <w:t xml:space="preserve">Import and export </w:t>
-      </w:r>
-    </w:p>
-    <w:p>
-      <w:pPr>
-        <w:rPr>
-          <w:lang w:val="en-US"/>
-        </w:rPr>
-      </w:pPr>
-      <w:r>
-        <w:rPr>
-          <w:lang w:val="en-US"/>
-        </w:rPr>
+          <w:b/>
+          <w:bCs/>
+          <w:lang w:val="en-US"/>
+        </w:rPr>
+      </w:pPr>
+      <w:r>
+        <w:rPr>
+          <w:b/>
+          <w:bCs/>
+          <w:lang w:val="en-US"/>
+        </w:rPr>
+        <w:t>Import and export</w:t>
+      </w:r>
+    </w:p>
+    <w:p>
+      <w:pPr>
+        <w:rPr>
+          <w:lang w:val="en-US"/>
+        </w:rPr>
+      </w:pPr>
+      <w:r>
+        <w:rPr>
+          <w:b/>
+          <w:bCs/>
+          <w:lang w:val="en-US"/>
+        </w:rPr>
+        <w:t xml:space="preserve">       </w:t>
+      </w:r>
+      <w:r>
+        <w:rPr>
+          <w:lang w:val="en-US"/>
+        </w:rPr>
+        <w:t xml:space="preserve">       </w:t>
+      </w:r>
+      <w:proofErr w:type="spellStart"/>
+      <w:r>
+        <w:rPr>
+          <w:lang w:val="en-US"/>
+        </w:rPr>
+        <w:t>Mkdir</w:t>
+      </w:r>
+      <w:proofErr w:type="spellEnd"/>
+      <w:r>
+        <w:rPr>
+          <w:lang w:val="en-US"/>
+        </w:rPr>
+        <w:t xml:space="preserve"> es6style </w:t>
+      </w:r>
+    </w:p>
+    <w:p>
+      <w:pPr>
+        <w:rPr>
+          <w:b/>
+          <w:bCs/>
+          <w:lang w:val="en-US"/>
+        </w:rPr>
+      </w:pPr>
+      <w:r>
+        <w:rPr>
+          <w:lang w:val="en-US"/>
+        </w:rPr>
+        <w:lastRenderedPageBreak/>
         <w:tab/>
-        <w:t xml:space="preserve">To connect more thane modules. </w:t>
-      </w:r>
-    </w:p>
-    <w:p>
-      <w:pPr>
-        <w:rPr>
-          <w:lang w:val="en-US"/>
-        </w:rPr>
-      </w:pPr>
-    </w:p>
-    <w:p>
-      <w:pPr>
-        <w:rPr>
-          <w:lang w:val="en-US"/>
-        </w:rPr>
-      </w:pPr>
+      </w:r>
+      <w:proofErr w:type="spellStart"/>
+      <w:r>
+        <w:rPr>
+          <w:lang w:val="en-US"/>
+        </w:rPr>
+        <w:t>Npm</w:t>
+      </w:r>
+      <w:proofErr w:type="spellEnd"/>
+      <w:r>
+        <w:rPr>
+          <w:lang w:val="en-US"/>
+        </w:rPr>
+        <w:t xml:space="preserve"> </w:t>
+      </w:r>
+      <w:proofErr w:type="spellStart"/>
+      <w:r>
+        <w:rPr>
+          <w:lang w:val="en-US"/>
+        </w:rPr>
+        <w:t>init</w:t>
+      </w:r>
+      <w:proofErr w:type="spellEnd"/>
+      <w:r>
+        <w:rPr>
+          <w:lang w:val="en-US"/>
+        </w:rPr>
+        <w:t xml:space="preserve"> -y</w:t>
+      </w:r>
+    </w:p>
+    <w:p>
+      <w:pPr>
+        <w:rPr>
+          <w:b/>
+          <w:bCs/>
+          <w:lang w:val="en-US"/>
+        </w:rPr>
+      </w:pPr>
+      <w:r>
+        <w:rPr>
+          <w:b/>
+          <w:bCs/>
+          <w:lang w:val="en-US"/>
+        </w:rPr>
+        <w:t xml:space="preserve"> </w:t>
+      </w:r>
+    </w:p>
+    <w:p>
+      <w:pPr>
+        <w:rPr>
+          <w:lang w:val="en-US"/>
+        </w:rPr>
+      </w:pPr>
+      <w:r>
+        <w:rPr>
+          <w:lang w:val="en-US"/>
+        </w:rPr>
+        <w:tab/>
+        <w:t xml:space="preserve">Inside </w:t>
+      </w:r>
+      <w:proofErr w:type="spellStart"/>
+      <w:r>
+        <w:rPr>
+          <w:lang w:val="en-US"/>
+        </w:rPr>
+        <w:t>package.json</w:t>
+      </w:r>
+      <w:proofErr w:type="spellEnd"/>
+      <w:r>
+        <w:rPr>
+          <w:lang w:val="en-US"/>
+        </w:rPr>
+        <w:t xml:space="preserve"> file we need to write </w:t>
+      </w:r>
+      <w:proofErr w:type="spellStart"/>
+      <w:r>
+        <w:rPr>
+          <w:b/>
+          <w:bCs/>
+          <w:highlight w:val="yellow"/>
+          <w:lang w:val="en-US"/>
+        </w:rPr>
+        <w:t>type</w:t>
+      </w:r>
+      <w:proofErr w:type="gramStart"/>
+      <w:r>
+        <w:rPr>
+          <w:b/>
+          <w:bCs/>
+          <w:highlight w:val="yellow"/>
+          <w:lang w:val="en-US"/>
+        </w:rPr>
+        <w:t>:”module</w:t>
+      </w:r>
+      <w:proofErr w:type="spellEnd"/>
+      <w:proofErr w:type="gramEnd"/>
+      <w:r>
+        <w:rPr>
+          <w:b/>
+          <w:bCs/>
+          <w:highlight w:val="yellow"/>
+          <w:lang w:val="en-US"/>
+        </w:rPr>
+        <w:t>”</w:t>
+      </w:r>
+    </w:p>
+    <w:p>
+      <w:pPr>
+        <w:rPr>
+          <w:lang w:val="en-US"/>
+        </w:rPr>
+      </w:pPr>
+      <w:r>
+        <w:rPr>
+          <w:lang w:val="en-US"/>
+        </w:rPr>
+        <w:tab/>
+      </w:r>
     </w:p>
     <w:p>
       <w:pPr>
@@ -1503,7 +1737,6 @@
   <w:style w:type="character" w:default="1" w:styleId="DefaultParagraphFont">
     <w:name w:val="Default Paragraph Font"/>
     <w:uiPriority w:val="1"/>
-    <w:semiHidden/>
     <w:unhideWhenUsed/>
   </w:style>
   <w:style w:type="table" w:default="1" w:styleId="TableNormal">
